--- a/corpus/synthetic/table-display__019.docx
+++ b/corpus/synthetic/table-display__019.docx
@@ -3,23 +3,25 @@
 <w:document xmlns:w="http://schemas.openxmlformats.org/wordprocessingml/2006/main" xmlns:r="http://schemas.openxmlformats.org/officeDocument/2006/relationships" xmlns:wp="http://schemas.openxmlformats.org/drawingml/2006/wordprocessingDrawing" xmlns:a="http://schemas.openxmlformats.org/drawingml/2006/main" xmlns:pic="http://schemas.openxmlformats.org/drawingml/2006/picture" xmlns:m="http://schemas.openxmlformats.org/officeDocument/2006/math">
   <w:body>
     <w:tbl>
-      <w:tblPr>
-        <w:tblBorders>
-          <w:top w:val="nil"/>
-          <w:bottom w:val="nil"/>
-        </w:tblBorders>
-        <w:tblBorders>
-          <w:bottom w:val="single" w:sz="8"/>
-        </w:tblBorders>
-      </w:tblPr>
       <w:tblGrid>
         <w:gridCol w:w="3000"/>
       </w:tblGrid>
       <w:tr>
         <w:tc>
+          <w:tcPr>
+            <w:tcBorders>
+              <w:top w:val="nil"/>
+              <w:left w:val="nil"/>
+              <w:bottom w:val="nil"/>
+              <w:right w:val="nil"/>
+            </w:tcBorders>
+            <w:tcBorders>
+              <w:bottom w:val="single" w:sz="4" w:color="000000"/>
+            </w:tcBorders>
+          </w:tcPr>
           <w:p>
             <w:r>
-              <w:t>x</w:t>
+              <w:t>签名</w:t>
             </w:r>
           </w:p>
         </w:tc>
